--- a/seed-content.docx
+++ b/seed-content.docx
@@ -240,7 +240,7 @@
     </w:p>
     <w:p>
       <w:r>
-        <w:pict w14:anchorId="296A8323">
+        <w:pict w14:anchorId="3943993E">
           <v:rect id="_x0000_i1025" style="width:0;height:1.5pt" o:hralign="center" o:hrstd="t" o:hr="t"/>
         </w:pict>
       </w:r>
@@ -932,7 +932,7 @@
     </w:p>
     <w:p>
       <w:r>
-        <w:pict w14:anchorId="763595ED">
+        <w:pict w14:anchorId="715AAC2C">
           <v:rect id="_x0000_i1026" style="width:0;height:1.5pt" o:hralign="center" o:hrstd="t" o:hr="t"/>
         </w:pict>
       </w:r>
@@ -1325,7 +1325,7 @@
     </w:p>
     <w:p>
       <w:r>
-        <w:pict w14:anchorId="00C5987E">
+        <w:pict w14:anchorId="3E8C0D38">
           <v:rect id="_x0000_i1027" style="width:0;height:1.5pt" o:hralign="center" o:hrstd="t" o:hr="t"/>
         </w:pict>
       </w:r>
@@ -1419,7 +1419,7 @@
     </w:p>
     <w:p>
       <w:r>
-        <w:pict w14:anchorId="3777C2C3">
+        <w:pict w14:anchorId="1DE3F34A">
           <v:rect id="_x0000_i1028" style="width:0;height:1.5pt" o:hralign="center" o:hrstd="t" o:hr="t"/>
         </w:pict>
       </w:r>
@@ -1683,7 +1683,7 @@
   <w:abstractNum w:abstractNumId="0" w15:restartNumberingAfterBreak="0">
     <w:nsid w:val="0000A990"/>
     <w:multiLevelType w:val="multilevel"/>
-    <w:tmpl w:val="7B98F3F4"/>
+    <w:tmpl w:val="69DC9718"/>
     <w:lvl w:ilvl="0">
       <w:numFmt w:val="bullet"/>
       <w:lvlText w:val=" "/>
@@ -1760,7 +1760,7 @@
   <w:abstractNum w:abstractNumId="1" w15:restartNumberingAfterBreak="0">
     <w:nsid w:val="0000A991"/>
     <w:multiLevelType w:val="multilevel"/>
-    <w:tmpl w:val="DA92ABC2"/>
+    <w:tmpl w:val="0358CAA0"/>
     <w:lvl w:ilvl="0">
       <w:numFmt w:val="bullet"/>
       <w:lvlText w:val=""/>
@@ -1861,34 +1861,34 @@
       </w:rPr>
     </w:lvl>
   </w:abstractNum>
-  <w:num w:numId="1" w16cid:durableId="1479223102">
+  <w:num w:numId="1" w16cid:durableId="68386005">
     <w:abstractNumId w:val="0"/>
   </w:num>
-  <w:num w:numId="2" w16cid:durableId="1768882937">
+  <w:num w:numId="2" w16cid:durableId="1952928948">
     <w:abstractNumId w:val="1"/>
   </w:num>
-  <w:num w:numId="3" w16cid:durableId="413480674">
+  <w:num w:numId="3" w16cid:durableId="730353241">
     <w:abstractNumId w:val="1"/>
   </w:num>
-  <w:num w:numId="4" w16cid:durableId="2028821822">
+  <w:num w:numId="4" w16cid:durableId="1102384547">
     <w:abstractNumId w:val="1"/>
   </w:num>
-  <w:num w:numId="5" w16cid:durableId="1673216872">
+  <w:num w:numId="5" w16cid:durableId="1638217335">
     <w:abstractNumId w:val="1"/>
   </w:num>
-  <w:num w:numId="6" w16cid:durableId="1538665086">
+  <w:num w:numId="6" w16cid:durableId="372270675">
     <w:abstractNumId w:val="1"/>
   </w:num>
-  <w:num w:numId="7" w16cid:durableId="2121876679">
+  <w:num w:numId="7" w16cid:durableId="1617954490">
     <w:abstractNumId w:val="1"/>
   </w:num>
-  <w:num w:numId="8" w16cid:durableId="1427968536">
+  <w:num w:numId="8" w16cid:durableId="527261391">
     <w:abstractNumId w:val="1"/>
   </w:num>
-  <w:num w:numId="9" w16cid:durableId="1775858231">
+  <w:num w:numId="9" w16cid:durableId="753667365">
     <w:abstractNumId w:val="1"/>
   </w:num>
-  <w:num w:numId="10" w16cid:durableId="697969067">
+  <w:num w:numId="10" w16cid:durableId="1091395777">
     <w:abstractNumId w:val="1"/>
   </w:num>
 </w:numbering>
@@ -3133,7 +3133,7 @@
     <w:name w:val="header"/>
     <w:basedOn w:val="Normal"/>
     <w:link w:val="HeaderChar"/>
-    <w:rsid w:val="00D62638"/>
+    <w:rsid w:val="003C642B"/>
     <w:pPr>
       <w:tabs>
         <w:tab w:val="center" w:pos="4513"/>
@@ -3146,7 +3146,7 @@
     <w:name w:val="Header Char"/>
     <w:basedOn w:val="DefaultParagraphFont"/>
     <w:link w:val="Header"/>
-    <w:rsid w:val="00D62638"/>
+    <w:rsid w:val="003C642B"/>
     <w:rPr>
       <w:rFonts w:ascii="Segoe UI" w:eastAsia="Segoe UI" w:hAnsi="Segoe UI" w:cs="Segoe UI"/>
       <w:color w:val="242424"/>
@@ -3157,7 +3157,7 @@
     <w:name w:val="footer"/>
     <w:basedOn w:val="Normal"/>
     <w:link w:val="FooterChar"/>
-    <w:rsid w:val="00D62638"/>
+    <w:rsid w:val="003C642B"/>
     <w:pPr>
       <w:tabs>
         <w:tab w:val="center" w:pos="4513"/>
@@ -3170,7 +3170,7 @@
     <w:name w:val="Footer Char"/>
     <w:basedOn w:val="DefaultParagraphFont"/>
     <w:link w:val="Footer"/>
-    <w:rsid w:val="00D62638"/>
+    <w:rsid w:val="003C642B"/>
     <w:rPr>
       <w:rFonts w:ascii="Segoe UI" w:eastAsia="Segoe UI" w:hAnsi="Segoe UI" w:cs="Segoe UI"/>
       <w:color w:val="242424"/>

--- a/seed-content.docx
+++ b/seed-content.docx
@@ -240,7 +240,7 @@
     </w:p>
     <w:p>
       <w:r>
-        <w:pict w14:anchorId="3943993E">
+        <w:pict w14:anchorId="5EB2ECB7">
           <v:rect id="_x0000_i1025" style="width:0;height:1.5pt" o:hralign="center" o:hrstd="t" o:hr="t"/>
         </w:pict>
       </w:r>
@@ -932,7 +932,7 @@
     </w:p>
     <w:p>
       <w:r>
-        <w:pict w14:anchorId="715AAC2C">
+        <w:pict w14:anchorId="1130107C">
           <v:rect id="_x0000_i1026" style="width:0;height:1.5pt" o:hralign="center" o:hrstd="t" o:hr="t"/>
         </w:pict>
       </w:r>
@@ -1325,7 +1325,7 @@
     </w:p>
     <w:p>
       <w:r>
-        <w:pict w14:anchorId="3E8C0D38">
+        <w:pict w14:anchorId="7BF51D04">
           <v:rect id="_x0000_i1027" style="width:0;height:1.5pt" o:hralign="center" o:hrstd="t" o:hr="t"/>
         </w:pict>
       </w:r>
@@ -1419,7 +1419,7 @@
     </w:p>
     <w:p>
       <w:r>
-        <w:pict w14:anchorId="1DE3F34A">
+        <w:pict w14:anchorId="05671699">
           <v:rect id="_x0000_i1028" style="width:0;height:1.5pt" o:hralign="center" o:hrstd="t" o:hr="t"/>
         </w:pict>
       </w:r>
@@ -1683,7 +1683,7 @@
   <w:abstractNum w:abstractNumId="0" w15:restartNumberingAfterBreak="0">
     <w:nsid w:val="0000A990"/>
     <w:multiLevelType w:val="multilevel"/>
-    <w:tmpl w:val="69DC9718"/>
+    <w:tmpl w:val="1CBCCD60"/>
     <w:lvl w:ilvl="0">
       <w:numFmt w:val="bullet"/>
       <w:lvlText w:val=" "/>
@@ -1760,7 +1760,7 @@
   <w:abstractNum w:abstractNumId="1" w15:restartNumberingAfterBreak="0">
     <w:nsid w:val="0000A991"/>
     <w:multiLevelType w:val="multilevel"/>
-    <w:tmpl w:val="0358CAA0"/>
+    <w:tmpl w:val="F3F22C4E"/>
     <w:lvl w:ilvl="0">
       <w:numFmt w:val="bullet"/>
       <w:lvlText w:val=""/>
@@ -1861,34 +1861,34 @@
       </w:rPr>
     </w:lvl>
   </w:abstractNum>
-  <w:num w:numId="1" w16cid:durableId="68386005">
+  <w:num w:numId="1" w16cid:durableId="906692117">
     <w:abstractNumId w:val="0"/>
   </w:num>
-  <w:num w:numId="2" w16cid:durableId="1952928948">
+  <w:num w:numId="2" w16cid:durableId="2110467267">
     <w:abstractNumId w:val="1"/>
   </w:num>
-  <w:num w:numId="3" w16cid:durableId="730353241">
+  <w:num w:numId="3" w16cid:durableId="1372072729">
     <w:abstractNumId w:val="1"/>
   </w:num>
-  <w:num w:numId="4" w16cid:durableId="1102384547">
+  <w:num w:numId="4" w16cid:durableId="1126705322">
     <w:abstractNumId w:val="1"/>
   </w:num>
-  <w:num w:numId="5" w16cid:durableId="1638217335">
+  <w:num w:numId="5" w16cid:durableId="900678859">
     <w:abstractNumId w:val="1"/>
   </w:num>
-  <w:num w:numId="6" w16cid:durableId="372270675">
+  <w:num w:numId="6" w16cid:durableId="706955400">
     <w:abstractNumId w:val="1"/>
   </w:num>
-  <w:num w:numId="7" w16cid:durableId="1617954490">
+  <w:num w:numId="7" w16cid:durableId="1580746835">
     <w:abstractNumId w:val="1"/>
   </w:num>
-  <w:num w:numId="8" w16cid:durableId="527261391">
+  <w:num w:numId="8" w16cid:durableId="2137260449">
     <w:abstractNumId w:val="1"/>
   </w:num>
-  <w:num w:numId="9" w16cid:durableId="753667365">
+  <w:num w:numId="9" w16cid:durableId="1334336209">
     <w:abstractNumId w:val="1"/>
   </w:num>
-  <w:num w:numId="10" w16cid:durableId="1091395777">
+  <w:num w:numId="10" w16cid:durableId="347954161">
     <w:abstractNumId w:val="1"/>
   </w:num>
 </w:numbering>
@@ -3133,7 +3133,7 @@
     <w:name w:val="header"/>
     <w:basedOn w:val="Normal"/>
     <w:link w:val="HeaderChar"/>
-    <w:rsid w:val="003C642B"/>
+    <w:rsid w:val="00074CF0"/>
     <w:pPr>
       <w:tabs>
         <w:tab w:val="center" w:pos="4513"/>
@@ -3146,7 +3146,7 @@
     <w:name w:val="Header Char"/>
     <w:basedOn w:val="DefaultParagraphFont"/>
     <w:link w:val="Header"/>
-    <w:rsid w:val="003C642B"/>
+    <w:rsid w:val="00074CF0"/>
     <w:rPr>
       <w:rFonts w:ascii="Segoe UI" w:eastAsia="Segoe UI" w:hAnsi="Segoe UI" w:cs="Segoe UI"/>
       <w:color w:val="242424"/>
@@ -3157,7 +3157,7 @@
     <w:name w:val="footer"/>
     <w:basedOn w:val="Normal"/>
     <w:link w:val="FooterChar"/>
-    <w:rsid w:val="003C642B"/>
+    <w:rsid w:val="00074CF0"/>
     <w:pPr>
       <w:tabs>
         <w:tab w:val="center" w:pos="4513"/>
@@ -3170,7 +3170,7 @@
     <w:name w:val="Footer Char"/>
     <w:basedOn w:val="DefaultParagraphFont"/>
     <w:link w:val="Footer"/>
-    <w:rsid w:val="003C642B"/>
+    <w:rsid w:val="00074CF0"/>
     <w:rPr>
       <w:rFonts w:ascii="Segoe UI" w:eastAsia="Segoe UI" w:hAnsi="Segoe UI" w:cs="Segoe UI"/>
       <w:color w:val="242424"/>
